--- a/Lab 5 - Predictive Analysis/Logistic Regression Requirement/logistic_regression.docx
+++ b/Lab 5 - Predictive Analysis/Logistic Regression Requirement/logistic_regression.docx
@@ -460,10 +460,59 @@
         <w:pStyle w:val="Heading1"/>
       </w:pPr>
       <w:r>
+        <w:lastRenderedPageBreak/>
         <w:t xml:space="preserve">Q5 </w:t>
       </w:r>
     </w:p>
     <w:p>
+      <w:r>
+        <w:rPr>
+          <w:noProof/>
+        </w:rPr>
+        <w:drawing>
+          <wp:inline distT="0" distB="0" distL="0" distR="0" wp14:anchorId="53BA1B83" wp14:editId="4100B345">
+            <wp:extent cx="5081158" cy="3137615"/>
+            <wp:effectExtent l="0" t="0" r="5715" b="5715"/>
+            <wp:docPr id="92377118" name="Picture 1"/>
+            <wp:cNvGraphicFramePr>
+              <a:graphicFrameLocks xmlns:a="http://schemas.openxmlformats.org/drawingml/2006/main" noChangeAspect="1"/>
+            </wp:cNvGraphicFramePr>
+            <a:graphic xmlns:a="http://schemas.openxmlformats.org/drawingml/2006/main">
+              <a:graphicData uri="http://schemas.openxmlformats.org/drawingml/2006/picture">
+                <pic:pic xmlns:pic="http://schemas.openxmlformats.org/drawingml/2006/picture">
+                  <pic:nvPicPr>
+                    <pic:cNvPr id="92377118" name="Picture 92377118"/>
+                    <pic:cNvPicPr/>
+                  </pic:nvPicPr>
+                  <pic:blipFill>
+                    <a:blip r:embed="rId4">
+                      <a:extLst>
+                        <a:ext uri="{28A0092B-C50C-407E-A947-70E740481C1C}">
+                          <a14:useLocalDpi xmlns:a14="http://schemas.microsoft.com/office/drawing/2010/main" val="0"/>
+                        </a:ext>
+                      </a:extLst>
+                    </a:blip>
+                    <a:stretch>
+                      <a:fillRect/>
+                    </a:stretch>
+                  </pic:blipFill>
+                  <pic:spPr>
+                    <a:xfrm>
+                      <a:off x="0" y="0"/>
+                      <a:ext cx="5081158" cy="3137615"/>
+                    </a:xfrm>
+                    <a:prstGeom prst="rect">
+                      <a:avLst/>
+                    </a:prstGeom>
+                  </pic:spPr>
+                </pic:pic>
+              </a:graphicData>
+            </a:graphic>
+          </wp:inline>
+        </w:drawing>
+      </w:r>
+    </w:p>
+    <w:p>
       <w:pPr>
         <w:pStyle w:val="Heading2"/>
       </w:pPr>
@@ -500,13 +549,55 @@
         <w:pStyle w:val="Heading1"/>
       </w:pPr>
       <w:r>
+        <w:t xml:space="preserve">Q6 </w:t>
+      </w:r>
+    </w:p>
+    <w:p>
+      <w:r>
+        <w:t>Classification Threshold</w:t>
+      </w:r>
+    </w:p>
+    <w:p>
+      <w:pPr>
+        <w:pStyle w:val="Heading1"/>
+      </w:pPr>
+      <w:r>
+        <w:t>Q7</w:t>
+      </w:r>
+    </w:p>
+    <w:p>
+      <w:pPr>
+        <w:pStyle w:val="Heading2"/>
+      </w:pPr>
+      <w:r>
+        <w:t xml:space="preserve"> How is the predicted probability affected by changing only price holding all other variables constant?</w:t>
+      </w:r>
+    </w:p>
+    <w:p>
+      <w:r>
+        <w:t xml:space="preserve">When price increases </w:t>
+      </w:r>
+      <w:r>
+        <w:t>probability</w:t>
+      </w:r>
+      <w:r>
+        <w:t xml:space="preserve"> decreases</w:t>
+      </w:r>
+      <w:r>
+        <w:t xml:space="preserve"> </w:t>
+      </w:r>
+      <w:r>
+        <w:t>holding all other variables constant</w:t>
+      </w:r>
+    </w:p>
+    <w:p/>
+    <w:p>
+      <w:pPr>
+        <w:pStyle w:val="Heading1"/>
+      </w:pPr>
+      <w:r>
         <w:lastRenderedPageBreak/>
-        <w:t xml:space="preserve">Q6 </w:t>
-      </w:r>
-    </w:p>
-    <w:p>
-      <w:r>
-        <w:t>Classification Threshold</w:t>
+        <w:t xml:space="preserve">Q8 </w:t>
       </w:r>
     </w:p>
     <w:p>
@@ -514,7 +605,85 @@
         <w:pStyle w:val="Heading1"/>
       </w:pPr>
       <w:r>
-        <w:t>Q7</w:t>
+        <w:t>How is the predicted probability affected by changing only age holding all other variables constant?</w:t>
+      </w:r>
+    </w:p>
+    <w:p>
+      <w:r>
+        <w:rPr>
+          <w:noProof/>
+        </w:rPr>
+        <w:drawing>
+          <wp:inline distT="0" distB="0" distL="0" distR="0" wp14:anchorId="7602E521" wp14:editId="73DA85B6">
+            <wp:extent cx="5081158" cy="3137615"/>
+            <wp:effectExtent l="0" t="0" r="5715" b="5715"/>
+            <wp:docPr id="1962139954" name="Picture 2"/>
+            <wp:cNvGraphicFramePr>
+              <a:graphicFrameLocks xmlns:a="http://schemas.openxmlformats.org/drawingml/2006/main" noChangeAspect="1"/>
+            </wp:cNvGraphicFramePr>
+            <a:graphic xmlns:a="http://schemas.openxmlformats.org/drawingml/2006/main">
+              <a:graphicData uri="http://schemas.openxmlformats.org/drawingml/2006/picture">
+                <pic:pic xmlns:pic="http://schemas.openxmlformats.org/drawingml/2006/picture">
+                  <pic:nvPicPr>
+                    <pic:cNvPr id="1962139954" name="Picture 1962139954"/>
+                    <pic:cNvPicPr/>
+                  </pic:nvPicPr>
+                  <pic:blipFill>
+                    <a:blip r:embed="rId5">
+                      <a:extLst>
+                        <a:ext uri="{28A0092B-C50C-407E-A947-70E740481C1C}">
+                          <a14:useLocalDpi xmlns:a14="http://schemas.microsoft.com/office/drawing/2010/main" val="0"/>
+                        </a:ext>
+                      </a:extLst>
+                    </a:blip>
+                    <a:stretch>
+                      <a:fillRect/>
+                    </a:stretch>
+                  </pic:blipFill>
+                  <pic:spPr>
+                    <a:xfrm>
+                      <a:off x="0" y="0"/>
+                      <a:ext cx="5081158" cy="3137615"/>
+                    </a:xfrm>
+                    <a:prstGeom prst="rect">
+                      <a:avLst/>
+                    </a:prstGeom>
+                  </pic:spPr>
+                </pic:pic>
+              </a:graphicData>
+            </a:graphic>
+          </wp:inline>
+        </w:drawing>
+      </w:r>
+    </w:p>
+    <w:p>
+      <w:r>
+        <w:t xml:space="preserve">When age increases </w:t>
+      </w:r>
+      <w:r>
+        <w:t>probability</w:t>
+      </w:r>
+      <w:r>
+        <w:t xml:space="preserve"> increases (</w:t>
+      </w:r>
+      <w:r>
+        <w:t>mostly linear relationship)</w:t>
+      </w:r>
+      <w:r>
+        <w:t xml:space="preserve"> </w:t>
+      </w:r>
+      <w:r>
+        <w:t>holding all other variables constant</w:t>
+      </w:r>
+    </w:p>
+    <w:p/>
+    <w:p>
+      <w:pPr>
+        <w:pStyle w:val="Heading1"/>
+      </w:pPr>
+      <w:r>
+        <w:lastRenderedPageBreak/>
+        <w:t xml:space="preserve">Q9 </w:t>
       </w:r>
     </w:p>
     <w:p>
@@ -522,79 +691,55 @@
         <w:pStyle w:val="Heading2"/>
       </w:pPr>
       <w:r>
-        <w:t xml:space="preserve"> How is the predicted probability affected by changing only price holding all other variables constant?</w:t>
-      </w:r>
-    </w:p>
-    <w:p>
-      <w:r>
-        <w:t xml:space="preserve">When price increases </w:t>
-      </w:r>
-      <w:r>
-        <w:t>probability</w:t>
-      </w:r>
-      <w:r>
-        <w:t xml:space="preserve"> decreases</w:t>
-      </w:r>
-      <w:r>
-        <w:t xml:space="preserve"> </w:t>
-      </w:r>
-      <w:r>
-        <w:t>holding all other variables constant</w:t>
-      </w:r>
-    </w:p>
-    <w:p/>
-    <w:p>
-      <w:pPr>
-        <w:pStyle w:val="Heading1"/>
-      </w:pPr>
-      <w:r>
-        <w:t xml:space="preserve">Q8 </w:t>
-      </w:r>
-    </w:p>
-    <w:p>
-      <w:pPr>
-        <w:pStyle w:val="Heading1"/>
-      </w:pPr>
-      <w:r>
-        <w:t>How is the predicted probability affected by changing only age holding all other variables constant?</w:t>
-      </w:r>
-    </w:p>
-    <w:p/>
-    <w:p>
-      <w:r>
-        <w:t xml:space="preserve">When age increases </w:t>
-      </w:r>
-      <w:r>
-        <w:t>probability</w:t>
-      </w:r>
-      <w:r>
-        <w:t xml:space="preserve"> increases (</w:t>
-      </w:r>
-      <w:r>
-        <w:t>mostly linear relationship)</w:t>
-      </w:r>
-      <w:r>
-        <w:t xml:space="preserve"> </w:t>
-      </w:r>
-      <w:r>
-        <w:t>holding all other variables constant</w:t>
-      </w:r>
-    </w:p>
-    <w:p/>
-    <w:p>
-      <w:pPr>
-        <w:pStyle w:val="Heading1"/>
-      </w:pPr>
-      <w:r>
-        <w:t xml:space="preserve">Q9 </w:t>
-      </w:r>
-    </w:p>
-    <w:p>
-      <w:pPr>
-        <w:pStyle w:val="Heading2"/>
-      </w:pPr>
-      <w:r>
         <w:t xml:space="preserve"> How is the predicted probability affected by changing only income holding all other variables constant?</w:t>
+      </w:r>
+    </w:p>
+    <w:p>
+      <w:r>
+        <w:rPr>
+          <w:noProof/>
+        </w:rPr>
+        <w:drawing>
+          <wp:inline distT="0" distB="0" distL="0" distR="0" wp14:anchorId="2C30672B" wp14:editId="10C568FA">
+            <wp:extent cx="5081158" cy="3137615"/>
+            <wp:effectExtent l="0" t="0" r="5715" b="5715"/>
+            <wp:docPr id="1280015778" name="Picture 3"/>
+            <wp:cNvGraphicFramePr>
+              <a:graphicFrameLocks xmlns:a="http://schemas.openxmlformats.org/drawingml/2006/main" noChangeAspect="1"/>
+            </wp:cNvGraphicFramePr>
+            <a:graphic xmlns:a="http://schemas.openxmlformats.org/drawingml/2006/main">
+              <a:graphicData uri="http://schemas.openxmlformats.org/drawingml/2006/picture">
+                <pic:pic xmlns:pic="http://schemas.openxmlformats.org/drawingml/2006/picture">
+                  <pic:nvPicPr>
+                    <pic:cNvPr id="1280015778" name="Picture 1280015778"/>
+                    <pic:cNvPicPr/>
+                  </pic:nvPicPr>
+                  <pic:blipFill>
+                    <a:blip r:embed="rId6">
+                      <a:extLst>
+                        <a:ext uri="{28A0092B-C50C-407E-A947-70E740481C1C}">
+                          <a14:useLocalDpi xmlns:a14="http://schemas.microsoft.com/office/drawing/2010/main" val="0"/>
+                        </a:ext>
+                      </a:extLst>
+                    </a:blip>
+                    <a:stretch>
+                      <a:fillRect/>
+                    </a:stretch>
+                  </pic:blipFill>
+                  <pic:spPr>
+                    <a:xfrm>
+                      <a:off x="0" y="0"/>
+                      <a:ext cx="5081158" cy="3137615"/>
+                    </a:xfrm>
+                    <a:prstGeom prst="rect">
+                      <a:avLst/>
+                    </a:prstGeom>
+                  </pic:spPr>
+                </pic:pic>
+              </a:graphicData>
+            </a:graphic>
+          </wp:inline>
+        </w:drawing>
       </w:r>
     </w:p>
     <w:p>
